--- a/downloads/diagrams/t02-l05-do-not-call-is-a-list-and-a-module.docx
+++ b/downloads/diagrams/t02-l05-do-not-call-is-a-list-and-a-module.docx
@@ -39,7 +39,7 @@
     </w:p>
     <w:p>
       <w:r>
-        <w:t>confirm. Public pages do not spell out, in one paragraph, whether a custom disposition named DNC writes the same list as the Set DNC module. Confirm in your domain.. last checked 2026-10.</w:t>
+        <w:t>confirm. Public pages do not spell out, in one paragraph, whether a custom disposition named DNC writes the same list as the Set DNC module. Confirm in your domain. last checked 2026-10.</w:t>
       </w:r>
     </w:p>
   </w:body>
